--- a/testakten/versausgleich-haerte-bgh-schaefer-nuernberg/docx/Sitzungsprotokoll_OLG_18_10_2022.docx
+++ b/testakten/versausgleich-haerte-bgh-schaefer-nuernberg/docx/Sitzungsprotokoll_OLG_18_10_2022.docx
@@ -156,7 +156,7 @@
     </w:p>
     <w:p>
       <w:r>
-        <w:t>Der Vorsitzende eroeffnet die Sitzung und stellt fest, dass die Saiche zur Verhandlung steht.</w:t>
+        <w:t>Der Vorsitzende eroeffnet die Sitzung und stellt fest, dass die Sache zur Verhandlung steht.</w:t>
       </w:r>
     </w:p>
     <w:p>
@@ -178,7 +178,7 @@
         <w:rPr>
           <w:rFonts w:ascii="Calibri" w:hAnsi="Calibri"/>
         </w:rPr>
-        <w:t>Roemisch I. Anhoerung des Antragstellers</w:t>
+        <w:t>1. Anhoerung des Antragstellers</w:t>
       </w:r>
     </w:p>
     <w:p>
@@ -197,7 +197,7 @@
         <w:rPr>
           <w:rFonts w:ascii="Calibri" w:hAnsi="Calibri"/>
         </w:rPr>
-        <w:t>Roemisch II. Anhoerung der Antragsgegnerin</w:t>
+        <w:t>2. Anhoerung der Antragsgegnerin</w:t>
       </w:r>
     </w:p>
     <w:p>
@@ -207,7 +207,7 @@
     </w:p>
     <w:p>
       <w:r>
-        <w:t>Sie weist darauf hin, dass sie ihrerseits eine Beamtenversorgung von 1.850 EUR und 12,5 DRV-Entgeltpunkte habe; sie sei nicht auf den Versorgungsausgleich angewiesen, betone aber, dass dies fuer den Halbteilungsgrundsatz irrelevant sei.</w:t>
+        <w:t>Sie weist darauf hin, dass sie ihrerseits eine Beamtenversorgung von 1.850 EUR und ein DRV-Gesamtkonto von 12,5 Entgeltpunkten habe, aus dem nur 5,2 Entgeltpunkte in die Ehezeit fielen; sie sei nicht auf den Versorgungsausgleich angewiesen, betone aber, dass dies fuer den Halbteilungsgrundsatz irrelevant sei.</w:t>
       </w:r>
     </w:p>
     <w:p>
@@ -221,7 +221,7 @@
         <w:rPr>
           <w:rFonts w:ascii="Calibri" w:hAnsi="Calibri"/>
         </w:rPr>
-        <w:t>Roemisch III. Beweisaufnahme - Sachverstaendiger</w:t>
+        <w:t>3. Beweisaufnahme - Sachverstaendiger</w:t>
       </w:r>
     </w:p>
     <w:p>
@@ -268,7 +268,7 @@
         <w:rPr>
           <w:rFonts w:ascii="Calibri" w:hAnsi="Calibri"/>
         </w:rPr>
-        <w:t>Roemisch IV. Vergleichsverhandlungen</w:t>
+        <w:t>4. Vergleichsverhandlungen</w:t>
       </w:r>
     </w:p>
     <w:p>
